--- a/14.StringManipulation/90 String - Repeated Substring Pattern Detection.docx
+++ b/14.StringManipulation/90 String - Repeated Substring Pattern Detection.docx
@@ -350,7 +350,22 @@
           <w:b/>
           <w:bCs/>
         </w:rPr>
-        <w:t xml:space="preserve"> brute (o(n^2)) o(n)</w:t>
+        <w:t xml:space="preserve"> brute o(n</w:t>
+      </w:r>
+      <w:r>
+        <w:rPr>
+          <w:b/>
+          <w:bCs/>
+          <w:vertAlign w:val="superscript"/>
+        </w:rPr>
+        <w:t>2</w:t>
+      </w:r>
+      <w:r>
+        <w:rPr>
+          <w:b/>
+          <w:bCs/>
+        </w:rPr>
+        <w:t>) o(n)</w:t>
       </w:r>
     </w:p>
     <w:p>
@@ -503,6 +518,11 @@
       </w:r>
     </w:p>
     <w:p>
+      <w:pPr>
+        <w:rPr>
+          <w:vertAlign w:val="superscript"/>
+        </w:rPr>
+      </w:pPr>
       <w:r>
         <w:t xml:space="preserve">    public </w:t>
       </w:r>
@@ -896,23 +916,7 @@
           <w:b/>
           <w:bCs/>
         </w:rPr>
-        <w:t xml:space="preserve">; </w:t>
-      </w:r>
-      <w:proofErr w:type="spellStart"/>
-      <w:r>
-        <w:rPr>
-          <w:b/>
-          <w:bCs/>
-        </w:rPr>
-        <w:t>j++</w:t>
-      </w:r>
-      <w:proofErr w:type="spellEnd"/>
-      <w:r>
-        <w:rPr>
-          <w:b/>
-          <w:bCs/>
-        </w:rPr>
-        <w:t>) {</w:t>
+        <w:t>; j++) {</w:t>
       </w:r>
     </w:p>
     <w:p>
@@ -1084,54 +1088,22 @@
           <w:b/>
           <w:bCs/>
         </w:rPr>
-        <w:t xml:space="preserve">-&gt; if I </w:t>
-      </w:r>
-      <w:proofErr w:type="gramStart"/>
-      <w:r>
-        <w:rPr>
-          <w:b/>
-          <w:bCs/>
-        </w:rPr>
-        <w:t>is</w:t>
-      </w:r>
-      <w:proofErr w:type="gramEnd"/>
-      <w:r>
-        <w:rPr>
-          <w:b/>
-          <w:bCs/>
-        </w:rPr>
-        <w:t xml:space="preserve"> a factor then n/I is also a factor</w:t>
-      </w:r>
-    </w:p>
-    <w:p>
-      <w:pPr>
-        <w:rPr>
-          <w:b/>
-          <w:bCs/>
-        </w:rPr>
-      </w:pPr>
-      <w:r>
-        <w:rPr>
-          <w:b/>
-          <w:bCs/>
-        </w:rPr>
-        <w:t xml:space="preserve">-&gt; </w:t>
-      </w:r>
-      <w:proofErr w:type="gramStart"/>
-      <w:r>
-        <w:rPr>
-          <w:b/>
-          <w:bCs/>
-        </w:rPr>
-        <w:t>so</w:t>
-      </w:r>
-      <w:proofErr w:type="gramEnd"/>
-      <w:r>
-        <w:rPr>
-          <w:b/>
-          <w:bCs/>
-        </w:rPr>
-        <w:t xml:space="preserve"> in a single loop we are checking for two factors </w:t>
+        <w:t>-&gt; if I is a factor then n/I is also a factor</w:t>
+      </w:r>
+    </w:p>
+    <w:p>
+      <w:pPr>
+        <w:rPr>
+          <w:b/>
+          <w:bCs/>
+        </w:rPr>
+      </w:pPr>
+      <w:r>
+        <w:rPr>
+          <w:b/>
+          <w:bCs/>
+        </w:rPr>
+        <w:t xml:space="preserve">-&gt; so in a single loop we are checking for two factors </w:t>
       </w:r>
       <w:r>
         <w:rPr>
@@ -1275,7 +1247,20 @@
       </w:r>
       <w:proofErr w:type="spellEnd"/>
       <w:r>
-        <w:t xml:space="preserve">(0, </w:t>
+        <w:t>(0, i);</w:t>
+      </w:r>
+    </w:p>
+    <w:p>
+      <w:r>
+        <w:t>                    if (</w:t>
+      </w:r>
+      <w:proofErr w:type="spellStart"/>
+      <w:r>
+        <w:t>sub.repeat</w:t>
+      </w:r>
+      <w:proofErr w:type="spellEnd"/>
+      <w:r>
+        <w:t xml:space="preserve">(n / </w:t>
       </w:r>
       <w:proofErr w:type="spellStart"/>
       <w:r>
@@ -1283,7 +1268,63 @@
       </w:r>
       <w:proofErr w:type="spellEnd"/>
       <w:r>
-        <w:t>);</w:t>
+        <w:t>).equals(s)) {</w:t>
+      </w:r>
+    </w:p>
+    <w:p>
+      <w:r>
+        <w:t>                        return true;</w:t>
+      </w:r>
+    </w:p>
+    <w:p>
+      <w:r>
+        <w:t>                    }</w:t>
+      </w:r>
+    </w:p>
+    <w:p>
+      <w:r>
+        <w:t>                }</w:t>
+      </w:r>
+    </w:p>
+    <w:p>
+      <w:r>
+        <w:t xml:space="preserve">                // Check divisor n / </w:t>
+      </w:r>
+      <w:proofErr w:type="spellStart"/>
+      <w:r>
+        <w:t>i</w:t>
+      </w:r>
+      <w:proofErr w:type="spellEnd"/>
+    </w:p>
+    <w:p>
+      <w:r>
+        <w:t xml:space="preserve">                int other = n / </w:t>
+      </w:r>
+      <w:proofErr w:type="spellStart"/>
+      <w:r>
+        <w:t>i</w:t>
+      </w:r>
+      <w:proofErr w:type="spellEnd"/>
+      <w:r>
+        <w:t>;</w:t>
+      </w:r>
+    </w:p>
+    <w:p>
+      <w:r>
+        <w:t>                if (other &lt; n) {</w:t>
+      </w:r>
+    </w:p>
+    <w:p>
+      <w:r>
+        <w:t xml:space="preserve">                    String sub = </w:t>
+      </w:r>
+      <w:proofErr w:type="spellStart"/>
+      <w:r>
+        <w:t>s.substring</w:t>
+      </w:r>
+      <w:proofErr w:type="spellEnd"/>
+      <w:r>
+        <w:t>(0, other);</w:t>
       </w:r>
     </w:p>
     <w:p>
@@ -1296,15 +1337,7 @@
       </w:r>
       <w:proofErr w:type="spellEnd"/>
       <w:r>
-        <w:t xml:space="preserve">(n / </w:t>
-      </w:r>
-      <w:proofErr w:type="spellStart"/>
-      <w:r>
-        <w:t>i</w:t>
-      </w:r>
-      <w:proofErr w:type="spellEnd"/>
-      <w:r>
-        <w:t>).equals(s)) {</w:t>
+        <w:t>(n / other).equals(s)) {</w:t>
       </w:r>
     </w:p>
     <w:p>
@@ -1324,75 +1357,6 @@
     </w:p>
     <w:p>
       <w:r>
-        <w:t xml:space="preserve">                // Check divisor n / </w:t>
-      </w:r>
-      <w:proofErr w:type="spellStart"/>
-      <w:r>
-        <w:t>i</w:t>
-      </w:r>
-      <w:proofErr w:type="spellEnd"/>
-    </w:p>
-    <w:p>
-      <w:r>
-        <w:t xml:space="preserve">                int other = n / </w:t>
-      </w:r>
-      <w:proofErr w:type="spellStart"/>
-      <w:r>
-        <w:t>i</w:t>
-      </w:r>
-      <w:proofErr w:type="spellEnd"/>
-      <w:r>
-        <w:t>;</w:t>
-      </w:r>
-    </w:p>
-    <w:p>
-      <w:r>
-        <w:t>                if (other &lt; n) {</w:t>
-      </w:r>
-    </w:p>
-    <w:p>
-      <w:r>
-        <w:t xml:space="preserve">                    String sub = </w:t>
-      </w:r>
-      <w:proofErr w:type="spellStart"/>
-      <w:r>
-        <w:t>s.substring</w:t>
-      </w:r>
-      <w:proofErr w:type="spellEnd"/>
-      <w:r>
-        <w:t>(0, other);</w:t>
-      </w:r>
-    </w:p>
-    <w:p>
-      <w:r>
-        <w:t>                    if (</w:t>
-      </w:r>
-      <w:proofErr w:type="spellStart"/>
-      <w:r>
-        <w:t>sub.repeat</w:t>
-      </w:r>
-      <w:proofErr w:type="spellEnd"/>
-      <w:r>
-        <w:t>(n / other).equals(s)) {</w:t>
-      </w:r>
-    </w:p>
-    <w:p>
-      <w:r>
-        <w:t>                        return true;</w:t>
-      </w:r>
-    </w:p>
-    <w:p>
-      <w:r>
-        <w:t>                    }</w:t>
-      </w:r>
-    </w:p>
-    <w:p>
-      <w:r>
-        <w:t>                }</w:t>
-      </w:r>
-    </w:p>
-    <w:p>
-      <w:r>
         <w:t>            }</w:t>
       </w:r>
     </w:p>
@@ -1416,8 +1380,6 @@
         <w:t>}</w:t>
       </w:r>
     </w:p>
-    <w:p/>
-    <w:p/>
     <w:sectPr>
       <w:pgSz w:w="11906" w:h="16838"/>
       <w:pgMar w:top="1440" w:right="1440" w:bottom="1440" w:left="1440" w:header="708" w:footer="708" w:gutter="0"/>
@@ -2155,6 +2117,7 @@
   <w:style w:type="character" w:default="1" w:styleId="DefaultParagraphFont">
     <w:name w:val="Default Paragraph Font"/>
     <w:uiPriority w:val="1"/>
+    <w:semiHidden/>
     <w:unhideWhenUsed/>
   </w:style>
   <w:style w:type="table" w:default="1" w:styleId="TableNormal">
